--- a/计算机基础/计算机网络/计算机网络.docx
+++ b/计算机基础/计算机网络/计算机网络.docx
@@ -19,6 +19,81 @@
     </w:p>
     <w:p>
       <w:pPr>
+        <m:rPr/>
+        <w:rPr>
+          <w:rFonts w:hint="default"/>
+          <w:i w:val="0"/>
+        </w:rPr>
+      </w:pPr>
+      <w:r>
+        <w:rPr>
+          <w:rFonts w:hint="eastAsia" w:asciiTheme="minorHAnsi" w:hAnsiTheme="minorHAnsi" w:eastAsiaTheme="minorEastAsia" w:cstheme="minorBidi"/>
+          <w:kern w:val="2"/>
+          <w:sz w:val="21"/>
+          <w:szCs w:val="24"/>
+          <w:lang w:val="en-US" w:eastAsia="zh-CN" w:bidi="ar-SA"/>
+        </w:rPr>
+        <w:t>SR协议</w:t>
+      </w:r>
+      <w:r>
+        <w:rPr>
+          <w:rFonts w:hint="eastAsia" w:cstheme="minorBidi"/>
+          <w:kern w:val="2"/>
+          <w:sz w:val="21"/>
+          <w:szCs w:val="24"/>
+          <w:lang w:val="en-US" w:eastAsia="zh-CN" w:bidi="ar-SA"/>
+        </w:rPr>
+        <w:t>两个</w:t>
+      </w:r>
+      <w:r>
+        <w:rPr>
+          <w:rFonts w:hint="eastAsia" w:asciiTheme="minorHAnsi" w:hAnsiTheme="minorHAnsi" w:eastAsiaTheme="minorEastAsia" w:cstheme="minorBidi"/>
+          <w:kern w:val="2"/>
+          <w:sz w:val="21"/>
+          <w:szCs w:val="24"/>
+          <w:lang w:val="en-US" w:eastAsia="zh-CN" w:bidi="ar-SA"/>
+        </w:rPr>
+        <w:t>窗口最大值：</w:t>
+      </w:r>
+      <m:oMath>
+        <m:sSup>
+          <m:sSupPr>
+            <m:ctrlPr>
+              <w:rPr>
+                <w:rFonts w:hint="default" w:ascii="Cambria Math"/>
+              </w:rPr>
+            </m:ctrlPr>
+          </m:sSupPr>
+          <m:e>
+            <m:r>
+              <m:rPr/>
+              <w:rPr>
+                <w:rFonts w:hint="default" w:ascii="Cambria Math"/>
+              </w:rPr>
+              <m:t>2</m:t>
+            </m:r>
+          </m:e>
+          <m:sup>
+            <m:r>
+              <m:rPr/>
+              <w:rPr>
+                <w:rFonts w:hint="default" w:ascii="Cambria Math"/>
+              </w:rPr>
+              <m:t>n</m:t>
+            </m:r>
+          </m:sup>
+        </m:sSup>
+        <m:r>
+          <m:rPr/>
+          <w:rPr>
+            <w:rFonts w:hint="default" w:ascii="Cambria Math"/>
+          </w:rPr>
+          <m:t>−1</m:t>
+        </m:r>
+      </m:oMath>
+    </w:p>
+    <w:p>
+      <w:pPr>
         <w:rPr>
           <w:rFonts w:hint="default"/>
           <w:lang w:val="en-US" w:eastAsia="zh-CN"/>
@@ -29,10 +104,366 @@
           <w:rFonts w:hint="eastAsia"/>
           <w:lang w:val="en-US" w:eastAsia="zh-CN"/>
         </w:rPr>
-        <w:t>SR协议发送窗口的最大值为2的n减1次方。</w:t>
+        <w:t>根本原因都是由于ACK丢失，导致的重传</w:t>
       </w:r>
       <w:bookmarkStart w:id="0" w:name="_GoBack"/>
       <w:bookmarkEnd w:id="0"/>
+    </w:p>
+    <w:p>
+      <w:pPr>
+        <w:widowControl w:val="0"/>
+        <w:jc w:val="both"/>
+      </w:pPr>
+    </w:p>
+    <w:p>
+      <w:pPr>
+        <w:widowControl w:val="0"/>
+        <w:ind w:leftChars="0"/>
+        <w:jc w:val="both"/>
+      </w:pPr>
+      <w:r>
+        <w:rPr>
+          <w:rFonts w:hint="eastAsia" w:asciiTheme="minorHAnsi" w:hAnsiTheme="minorHAnsi" w:eastAsiaTheme="minorEastAsia" w:cstheme="minorBidi"/>
+          <w:kern w:val="2"/>
+          <w:sz w:val="21"/>
+          <w:szCs w:val="24"/>
+          <w:lang w:val="en-US" w:eastAsia="zh-CN" w:bidi="ar-SA"/>
+        </w:rPr>
+        <w:t>原因：</w:t>
+      </w:r>
+    </w:p>
+    <w:p>
+      <w:pPr>
+        <w:widowControl w:val="0"/>
+        <w:ind w:leftChars="0"/>
+        <w:jc w:val="both"/>
+      </w:pPr>
+      <w:r>
+        <w:rPr>
+          <w:rFonts w:hint="eastAsia" w:asciiTheme="minorHAnsi" w:hAnsiTheme="minorHAnsi" w:eastAsiaTheme="minorEastAsia" w:cstheme="minorBidi"/>
+          <w:kern w:val="2"/>
+          <w:sz w:val="21"/>
+          <w:szCs w:val="24"/>
+          <w:lang w:val="en-US" w:eastAsia="zh-CN" w:bidi="ar-SA"/>
+        </w:rPr>
+        <w:t>GBN 中，接收方只按序接收，不缓存乱序帧。</w:t>
+      </w:r>
+    </w:p>
+    <w:p>
+      <w:pPr>
+        <w:widowControl w:val="0"/>
+        <w:ind w:leftChars="0"/>
+        <w:jc w:val="both"/>
+      </w:pPr>
+      <w:r>
+        <w:rPr>
+          <w:rFonts w:hint="eastAsia" w:asciiTheme="minorHAnsi" w:hAnsiTheme="minorHAnsi" w:eastAsiaTheme="minorEastAsia" w:cstheme="minorBidi"/>
+          <w:kern w:val="2"/>
+          <w:sz w:val="21"/>
+          <w:szCs w:val="24"/>
+          <w:lang w:val="en-US" w:eastAsia="zh-CN" w:bidi="ar-SA"/>
+        </w:rPr>
+        <w:t xml:space="preserve">若窗口大小 </w:t>
+      </w:r>
+      <m:oMath>
+        <m:r>
+          <m:rPr/>
+          <w:rPr>
+            <w:rFonts w:hint="default" w:ascii="Cambria Math"/>
+          </w:rPr>
+          <m:t>≥</m:t>
+        </m:r>
+        <m:sSup>
+          <m:sSupPr>
+            <m:ctrlPr>
+              <w:rPr>
+                <w:rFonts w:hint="default" w:ascii="Cambria Math"/>
+              </w:rPr>
+            </m:ctrlPr>
+          </m:sSupPr>
+          <m:e>
+            <m:r>
+              <m:rPr/>
+              <w:rPr>
+                <w:rFonts w:hint="default" w:ascii="Cambria Math"/>
+              </w:rPr>
+              <m:t>2</m:t>
+            </m:r>
+          </m:e>
+          <m:sup>
+            <m:r>
+              <m:rPr/>
+              <w:rPr>
+                <w:rFonts w:hint="default" w:ascii="Cambria Math"/>
+              </w:rPr>
+              <m:t>n</m:t>
+            </m:r>
+          </m:sup>
+        </m:sSup>
+      </m:oMath>
+      <w:r>
+        <w:rPr>
+          <w:rFonts w:hint="eastAsia" w:asciiTheme="minorHAnsi" w:hAnsiTheme="minorHAnsi" w:eastAsiaTheme="minorEastAsia" w:cstheme="minorBidi"/>
+          <w:kern w:val="2"/>
+          <w:sz w:val="21"/>
+          <w:szCs w:val="24"/>
+          <w:lang w:val="en-US" w:eastAsia="zh-CN" w:bidi="ar-SA"/>
+        </w:rPr>
+        <w:t>，则当发送窗口起始点由于 ACK 丢失而发生回绕时，接收方无法区分新旧帧，可能重复接收。</w:t>
+      </w:r>
+    </w:p>
+    <w:p>
+      <w:pPr>
+        <w:widowControl w:val="0"/>
+        <w:ind w:leftChars="0"/>
+        <w:jc w:val="both"/>
+        <w:rPr>
+          <w:rFonts w:hint="eastAsia"/>
+          <w:lang w:val="en-US" w:eastAsia="zh-CN"/>
+        </w:rPr>
+      </w:pPr>
+      <w:r>
+        <w:rPr>
+          <w:rFonts w:hint="eastAsia" w:asciiTheme="minorHAnsi" w:hAnsiTheme="minorHAnsi" w:eastAsiaTheme="minorEastAsia" w:cstheme="minorBidi"/>
+          <w:kern w:val="2"/>
+          <w:sz w:val="21"/>
+          <w:szCs w:val="24"/>
+          <w:lang w:val="en-US" w:eastAsia="zh-CN" w:bidi="ar-SA"/>
+        </w:rPr>
+        <w:t xml:space="preserve">最大取 </w:t>
+      </w:r>
+      <m:oMath>
+        <m:sSup>
+          <m:sSupPr>
+            <m:ctrlPr>
+              <w:rPr>
+                <w:rFonts w:hint="default" w:ascii="Cambria Math"/>
+              </w:rPr>
+            </m:ctrlPr>
+          </m:sSupPr>
+          <m:e>
+            <m:r>
+              <m:rPr/>
+              <w:rPr>
+                <w:rFonts w:hint="default" w:ascii="Cambria Math"/>
+              </w:rPr>
+              <m:t>2</m:t>
+            </m:r>
+          </m:e>
+          <m:sup>
+            <m:r>
+              <m:rPr/>
+              <w:rPr>
+                <w:rFonts w:hint="default" w:ascii="Cambria Math"/>
+              </w:rPr>
+              <m:t>n</m:t>
+            </m:r>
+          </m:sup>
+        </m:sSup>
+        <m:r>
+          <m:rPr/>
+          <w:rPr>
+            <w:rFonts w:hint="default" w:ascii="Cambria Math"/>
+          </w:rPr>
+          <m:t>−1</m:t>
+        </m:r>
+      </m:oMath>
+      <w:r>
+        <w:rPr>
+          <w:rFonts w:hint="eastAsia" w:asciiTheme="minorHAnsi" w:hAnsiTheme="minorHAnsi" w:eastAsiaTheme="minorEastAsia" w:cstheme="minorBidi"/>
+          <w:kern w:val="2"/>
+          <w:sz w:val="21"/>
+          <w:szCs w:val="24"/>
+          <w:lang w:val="en-US" w:eastAsia="zh-CN" w:bidi="ar-SA"/>
+        </w:rPr>
+        <w:t>，可以避免序号二义性。</w:t>
+      </w:r>
+    </w:p>
+    <w:p>
+      <w:pPr>
+        <w:rPr>
+          <w:rFonts w:hint="eastAsia"/>
+          <w:lang w:val="en-US" w:eastAsia="zh-CN"/>
+        </w:rPr>
+      </w:pPr>
+      <w:r>
+        <w:rPr>
+          <w:rFonts w:hint="eastAsia"/>
+          <w:lang w:val="en-US" w:eastAsia="zh-CN"/>
+        </w:rPr>
+        <w:t>SR协议发送窗口的最大值为2的n减1次方。</w:t>
+      </w:r>
+    </w:p>
+    <w:p>
+      <w:pPr>
+        <w:widowControl w:val="0"/>
+        <w:jc w:val="both"/>
+      </w:pPr>
+      <w:r>
+        <w:rPr>
+          <w:rFonts w:hint="eastAsia" w:asciiTheme="minorHAnsi" w:hAnsiTheme="minorHAnsi" w:eastAsiaTheme="minorEastAsia" w:cstheme="minorBidi"/>
+          <w:kern w:val="2"/>
+          <w:sz w:val="21"/>
+          <w:szCs w:val="24"/>
+          <w:lang w:val="en-US" w:eastAsia="zh-CN" w:bidi="ar-SA"/>
+        </w:rPr>
+        <w:t>SR 协议</w:t>
+      </w:r>
+    </w:p>
+    <w:p>
+      <w:pPr>
+        <w:widowControl w:val="0"/>
+        <w:ind w:leftChars="0"/>
+        <w:jc w:val="both"/>
+      </w:pPr>
+      <w:r>
+        <w:rPr>
+          <w:rFonts w:hint="eastAsia" w:asciiTheme="minorHAnsi" w:hAnsiTheme="minorHAnsi" w:eastAsiaTheme="minorEastAsia" w:cstheme="minorBidi"/>
+          <w:kern w:val="2"/>
+          <w:sz w:val="21"/>
+          <w:szCs w:val="24"/>
+          <w:lang w:val="en-US" w:eastAsia="zh-CN" w:bidi="ar-SA"/>
+        </w:rPr>
+        <w:t>发送窗口最大值：2^n−1</w:t>
+      </w:r>
+    </w:p>
+    <w:p>
+      <w:pPr>
+        <w:widowControl w:val="0"/>
+        <w:ind w:leftChars="0"/>
+        <w:jc w:val="both"/>
+      </w:pPr>
+      <w:r>
+        <w:rPr>
+          <w:rFonts w:hint="eastAsia" w:asciiTheme="minorHAnsi" w:hAnsiTheme="minorHAnsi" w:eastAsiaTheme="minorEastAsia" w:cstheme="minorBidi"/>
+          <w:kern w:val="2"/>
+          <w:sz w:val="21"/>
+          <w:szCs w:val="24"/>
+          <w:lang w:val="en-US" w:eastAsia="zh-CN" w:bidi="ar-SA"/>
+        </w:rPr>
+        <w:t>原因：</w:t>
+      </w:r>
+    </w:p>
+    <w:p>
+      <w:pPr>
+        <w:widowControl w:val="0"/>
+        <w:ind w:leftChars="0"/>
+        <w:jc w:val="both"/>
+      </w:pPr>
+      <w:r>
+        <w:rPr>
+          <w:rFonts w:hint="eastAsia" w:asciiTheme="minorHAnsi" w:hAnsiTheme="minorHAnsi" w:eastAsiaTheme="minorEastAsia" w:cstheme="minorBidi"/>
+          <w:kern w:val="2"/>
+          <w:sz w:val="21"/>
+          <w:szCs w:val="24"/>
+          <w:lang w:val="en-US" w:eastAsia="zh-CN" w:bidi="ar-SA"/>
+        </w:rPr>
+        <w:t>SR 中，接收方会缓存乱序到达的帧，等待缺失的帧补齐后再交付。</w:t>
+      </w:r>
+    </w:p>
+    <w:p>
+      <w:pPr>
+        <w:widowControl w:val="0"/>
+        <w:ind w:leftChars="0"/>
+        <w:jc w:val="both"/>
+      </w:pPr>
+      <w:r>
+        <w:rPr>
+          <w:rFonts w:hint="eastAsia" w:asciiTheme="minorHAnsi" w:hAnsiTheme="minorHAnsi" w:eastAsiaTheme="minorEastAsia" w:cstheme="minorBidi"/>
+          <w:kern w:val="2"/>
+          <w:sz w:val="21"/>
+          <w:szCs w:val="24"/>
+          <w:lang w:val="en-US" w:eastAsia="zh-CN" w:bidi="ar-SA"/>
+        </w:rPr>
+        <w:t>若发送窗口 &gt; 2^n−1，则当部分 ACK 丢失、窗口滑动后，新旧帧的序号范围可能重叠，接收方无法确认某个帧是重传的还是新帧。</w:t>
+      </w:r>
+    </w:p>
+    <w:p>
+      <w:pPr>
+        <w:widowControl w:val="0"/>
+        <w:ind w:leftChars="0"/>
+        <w:jc w:val="both"/>
+        <w:rPr>
+          <w:rFonts w:hint="eastAsia" w:asciiTheme="minorHAnsi" w:hAnsiTheme="minorHAnsi" w:eastAsiaTheme="minorEastAsia" w:cstheme="minorBidi"/>
+          <w:kern w:val="2"/>
+          <w:sz w:val="21"/>
+          <w:szCs w:val="24"/>
+          <w:lang w:val="en-US" w:eastAsia="zh-CN" w:bidi="ar-SA"/>
+        </w:rPr>
+      </w:pPr>
+      <w:r>
+        <w:rPr>
+          <w:rFonts w:hint="eastAsia" w:asciiTheme="minorHAnsi" w:hAnsiTheme="minorHAnsi" w:eastAsiaTheme="minorEastAsia" w:cstheme="minorBidi"/>
+          <w:kern w:val="2"/>
+          <w:sz w:val="21"/>
+          <w:szCs w:val="24"/>
+          <w:lang w:val="en-US" w:eastAsia="zh-CN" w:bidi="ar-SA"/>
+        </w:rPr>
+        <w:t>因此最大为 2^n−1</w:t>
+      </w:r>
+    </w:p>
+    <w:p>
+      <w:pPr>
+        <w:keepNext w:val="0"/>
+        <w:keepLines w:val="0"/>
+        <w:widowControl/>
+        <w:numPr>
+          <w:numId w:val="0"/>
+        </w:numPr>
+        <w:suppressLineNumbers w:val="0"/>
+        <w:spacing w:before="60" w:beforeAutospacing="0" w:after="0" w:afterAutospacing="1"/>
+      </w:pPr>
+    </w:p>
+    <w:p>
+      <w:pPr>
+        <w:keepNext w:val="0"/>
+        <w:keepLines w:val="0"/>
+        <w:widowControl/>
+        <w:numPr>
+          <w:numId w:val="0"/>
+        </w:numPr>
+        <w:suppressLineNumbers w:val="0"/>
+        <w:spacing w:before="60" w:beforeAutospacing="0" w:after="0" w:afterAutospacing="1"/>
+        <w:rPr>
+          <w:rFonts w:hint="default" w:eastAsiaTheme="minorEastAsia"/>
+          <w:lang w:val="en-US" w:eastAsia="zh-CN"/>
+        </w:rPr>
+      </w:pPr>
+      <w:r>
+        <w:rPr>
+          <w:rFonts w:hint="eastAsia"/>
+          <w:lang w:val="en-US" w:eastAsia="zh-CN"/>
+        </w:rPr>
+        <w:t>为什么GNB协议的窗口可以大一点：</w:t>
+      </w:r>
+      <w:r>
+        <w:rPr>
+          <w:rFonts w:hint="eastAsia" w:asciiTheme="minorHAnsi" w:hAnsiTheme="minorHAnsi" w:eastAsiaTheme="minorEastAsia" w:cstheme="minorBidi"/>
+          <w:kern w:val="2"/>
+          <w:sz w:val="21"/>
+          <w:szCs w:val="24"/>
+          <w:lang w:val="en-US" w:eastAsia="zh-CN" w:bidi="ar-SA"/>
+        </w:rPr>
+        <w:t>接收方</w:t>
+      </w:r>
+      <w:r>
+        <w:rPr>
+          <w:rFonts w:hint="default" w:asciiTheme="minorHAnsi" w:hAnsiTheme="minorHAnsi" w:eastAsiaTheme="minorEastAsia" w:cstheme="minorBidi"/>
+          <w:kern w:val="2"/>
+          <w:sz w:val="21"/>
+          <w:szCs w:val="24"/>
+          <w:lang w:val="en-US" w:eastAsia="zh-CN" w:bidi="ar-SA"/>
+        </w:rPr>
+        <w:t>不缓存，只认一个序号，旧帧重传时窗口已滑走</w:t>
+      </w:r>
+    </w:p>
+    <w:p>
+      <w:pPr>
+        <w:rPr>
+          <w:rFonts w:hint="default"/>
+          <w:lang w:val="en-US" w:eastAsia="zh-CN"/>
+        </w:rPr>
+      </w:pPr>
     </w:p>
     <w:sectPr>
       <w:pgSz w:w="11906" w:h="16838"/>
@@ -49,7 +480,7 @@
   <w:docDefaults>
     <w:rPrDefault>
       <w:rPr>
-        <w:rFonts w:asciiTheme="minorHAnsi" w:hAnsiTheme="minorHAnsi" w:eastAsiaTheme="minorEastAsia" w:cstheme="minorBidi"/>
+        <w:rFonts w:ascii="Times New Roman" w:hAnsi="Times New Roman" w:eastAsia="宋体" w:cs="Times New Roman"/>
       </w:rPr>
     </w:rPrDefault>
     <w:pPrDefault/>
@@ -320,12 +751,71 @@
       <w:lang w:val="en-US" w:eastAsia="zh-CN" w:bidi="ar-SA"/>
     </w:rPr>
   </w:style>
-  <w:style w:type="character" w:default="1" w:styleId="3">
+  <w:style w:type="paragraph" w:styleId="2">
+    <w:name w:val="heading 1"/>
+    <w:basedOn w:val="1"/>
+    <w:next w:val="1"/>
+    <w:qFormat/>
+    <w:uiPriority w:val="0"/>
+    <w:pPr>
+      <w:keepNext/>
+      <w:keepLines/>
+      <w:spacing w:before="340" w:beforeLines="0" w:beforeAutospacing="0" w:after="330" w:afterLines="0" w:afterAutospacing="0" w:line="576" w:lineRule="auto"/>
+      <w:outlineLvl w:val="0"/>
+    </w:pPr>
+    <w:rPr>
+      <w:b/>
+      <w:kern w:val="44"/>
+      <w:sz w:val="44"/>
+    </w:rPr>
+  </w:style>
+  <w:style w:type="paragraph" w:styleId="3">
+    <w:name w:val="heading 2"/>
+    <w:basedOn w:val="1"/>
+    <w:next w:val="1"/>
+    <w:semiHidden/>
+    <w:unhideWhenUsed/>
+    <w:qFormat/>
+    <w:uiPriority w:val="0"/>
+    <w:pPr>
+      <w:spacing w:before="0" w:beforeAutospacing="1" w:after="0" w:afterAutospacing="1"/>
+      <w:jc w:val="left"/>
+    </w:pPr>
+    <w:rPr>
+      <w:rFonts w:hint="eastAsia" w:ascii="宋体" w:hAnsi="宋体" w:eastAsia="宋体" w:cs="宋体"/>
+      <w:b/>
+      <w:bCs/>
+      <w:kern w:val="0"/>
+      <w:sz w:val="36"/>
+      <w:szCs w:val="36"/>
+      <w:lang w:val="en-US" w:eastAsia="zh-CN" w:bidi="ar"/>
+    </w:rPr>
+  </w:style>
+  <w:style w:type="paragraph" w:styleId="4">
+    <w:name w:val="heading 3"/>
+    <w:basedOn w:val="1"/>
+    <w:next w:val="1"/>
+    <w:semiHidden/>
+    <w:unhideWhenUsed/>
+    <w:qFormat/>
+    <w:uiPriority w:val="0"/>
+    <w:pPr>
+      <w:keepNext/>
+      <w:keepLines/>
+      <w:spacing w:before="260" w:beforeLines="0" w:beforeAutospacing="0" w:after="260" w:afterLines="0" w:afterAutospacing="0" w:line="413" w:lineRule="auto"/>
+      <w:outlineLvl w:val="2"/>
+    </w:pPr>
+    <w:rPr>
+      <w:b/>
+      <w:sz w:val="32"/>
+    </w:rPr>
+  </w:style>
+  <w:style w:type="character" w:default="1" w:styleId="7">
     <w:name w:val="Default Paragraph Font"/>
     <w:semiHidden/>
     <w:uiPriority w:val="0"/>
   </w:style>
-  <w:style w:type="table" w:default="1" w:styleId="2">
+  <w:style w:type="table" w:default="1" w:styleId="6">
     <w:name w:val="Normal Table"/>
     <w:semiHidden/>
     <w:uiPriority w:val="0"/>
@@ -337,6 +827,23 @@
         <w:right w:w="108" w:type="dxa"/>
       </w:tblCellMar>
     </w:tblPr>
+  </w:style>
+  <w:style w:type="paragraph" w:styleId="5">
+    <w:name w:val="Normal (Web)"/>
+    <w:basedOn w:val="1"/>
+    <w:uiPriority w:val="0"/>
+    <w:rPr>
+      <w:sz w:val="24"/>
+    </w:rPr>
+  </w:style>
+  <w:style w:type="character" w:styleId="8">
+    <w:name w:val="Strong"/>
+    <w:basedOn w:val="7"/>
+    <w:qFormat/>
+    <w:uiPriority w:val="0"/>
+    <w:rPr>
+      <w:b/>
+    </w:rPr>
   </w:style>
 </w:styles>
 </file>
